--- a/public/tours/domestic/east_and_west_india/itineraries/7 Days Meghalaya Scenic Escape.docx
+++ b/public/tours/domestic/east_and_west_india/itineraries/7 Days Meghalaya Scenic Escape.docx
@@ -1,13 +1,11 @@
 
 <file path=word/document.xml><?xml version="1.0" encoding="utf-8"?>
-<w:document xmlns:wpc="http://schemas.microsoft.com/office/word/2010/wordprocessingCanvas" xmlns:mc="http://schemas.openxmlformats.org/markup-compatibility/2006" xmlns:o="urn:schemas-microsoft-com:office:office" xmlns:r="http://schemas.openxmlformats.org/officeDocument/2006/relationships" xmlns:m="http://schemas.openxmlformats.org/officeDocument/2006/math" xmlns:v="urn:schemas-microsoft-com:vml" xmlns:wp14="http://schemas.microsoft.com/office/word/2010/wordprocessingDrawing" xmlns:wp="http://schemas.openxmlformats.org/drawingml/2006/wordprocessingDrawing" xmlns:w10="urn:schemas-microsoft-com:office:word" xmlns:w="http://schemas.openxmlformats.org/wordprocessingml/2006/main" xmlns:w14="http://schemas.microsoft.com/office/word/2010/wordml" xmlns:w15="http://schemas.microsoft.com/office/word/2012/wordml" xmlns:wpg="http://schemas.microsoft.com/office/word/2010/wordprocessingGroup" xmlns:wpi="http://schemas.microsoft.com/office/word/2010/wordprocessingInk" xmlns:wne="http://schemas.microsoft.com/office/word/2006/wordml" xmlns:wps="http://schemas.microsoft.com/office/word/2010/wordprocessingShape" mc:Ignorable="w14 w15 wp14">
+<w:document xmlns:wpc="http://schemas.microsoft.com/office/word/2010/wordprocessingCanvas" xmlns:cx="http://schemas.microsoft.com/office/drawing/2014/chartex" xmlns:cx1="http://schemas.microsoft.com/office/drawing/2015/9/8/chartex" xmlns:cx2="http://schemas.microsoft.com/office/drawing/2015/10/21/chartex" xmlns:cx3="http://schemas.microsoft.com/office/drawing/2016/5/9/chartex" xmlns:cx4="http://schemas.microsoft.com/office/drawing/2016/5/10/chartex" xmlns:cx5="http://schemas.microsoft.com/office/drawing/2016/5/11/chartex" xmlns:cx6="http://schemas.microsoft.com/office/drawing/2016/5/12/chartex" xmlns:cx7="http://schemas.microsoft.com/office/drawing/2016/5/13/chartex" xmlns:cx8="http://schemas.microsoft.com/office/drawing/2016/5/14/chartex" xmlns:mc="http://schemas.openxmlformats.org/markup-compatibility/2006" xmlns:aink="http://schemas.microsoft.com/office/drawing/2016/ink" xmlns:am3d="http://schemas.microsoft.com/office/drawing/2017/model3d" xmlns:o="urn:schemas-microsoft-com:office:office" xmlns:r="http://schemas.openxmlformats.org/officeDocument/2006/relationships" xmlns:m="http://schemas.openxmlformats.org/officeDocument/2006/math" xmlns:v="urn:schemas-microsoft-com:vml" xmlns:wp14="http://schemas.microsoft.com/office/word/2010/wordprocessingDrawing" xmlns:wp="http://schemas.openxmlformats.org/drawingml/2006/wordprocessingDrawing" xmlns:w10="urn:schemas-microsoft-com:office:word" xmlns:w="http://schemas.openxmlformats.org/wordprocessingml/2006/main" xmlns:w14="http://schemas.microsoft.com/office/word/2010/wordml" xmlns:w15="http://schemas.microsoft.com/office/word/2012/wordml" xmlns:w16cid="http://schemas.microsoft.com/office/word/2016/wordml/cid" xmlns:w16se="http://schemas.microsoft.com/office/word/2015/wordml/symex" xmlns:wpg="http://schemas.microsoft.com/office/word/2010/wordprocessingGroup" xmlns:wpi="http://schemas.microsoft.com/office/word/2010/wordprocessingInk" xmlns:wne="http://schemas.microsoft.com/office/word/2006/wordml" xmlns:wps="http://schemas.microsoft.com/office/word/2010/wordprocessingShape" mc:Ignorable="w14 w15 w16se w16cid wp14">
   <w:body>
     <w:p>
       <w:pPr>
         <w:rPr>
           <w:rFonts w:ascii="Arial" w:hAnsi="Arial" w:cs="Arial"/>
-          <w:b/>
-          <w:bCs/>
           <w:sz w:val="24"/>
         </w:rPr>
       </w:pPr>
@@ -36,47 +34,7 @@
           <w:bCs/>
           <w:sz w:val="28"/>
         </w:rPr>
-        <w:t xml:space="preserve">Guwahati – </w:t>
-      </w:r>
-      <w:proofErr w:type="spellStart"/>
-      <w:r>
-        <w:rPr>
-          <w:rFonts w:ascii="Arial" w:hAnsi="Arial" w:cs="Arial"/>
-          <w:b/>
-          <w:bCs/>
-          <w:sz w:val="28"/>
-        </w:rPr>
-        <w:t>Shillong</w:t>
-      </w:r>
-      <w:proofErr w:type="spellEnd"/>
-      <w:r>
-        <w:rPr>
-          <w:rFonts w:ascii="Arial" w:hAnsi="Arial" w:cs="Arial"/>
-          <w:b/>
-          <w:bCs/>
-          <w:sz w:val="28"/>
-        </w:rPr>
-        <w:t xml:space="preserve"> – Cherrapunji – </w:t>
-      </w:r>
-      <w:proofErr w:type="spellStart"/>
-      <w:r>
-        <w:rPr>
-          <w:rFonts w:ascii="Arial" w:hAnsi="Arial" w:cs="Arial"/>
-          <w:b/>
-          <w:bCs/>
-          <w:sz w:val="28"/>
-        </w:rPr>
-        <w:t>Kaziranga</w:t>
-      </w:r>
-      <w:proofErr w:type="spellEnd"/>
-      <w:r>
-        <w:rPr>
-          <w:rFonts w:ascii="Arial" w:hAnsi="Arial" w:cs="Arial"/>
-          <w:b/>
-          <w:bCs/>
-          <w:sz w:val="28"/>
-        </w:rPr>
-        <w:t xml:space="preserve"> Package</w:t>
+        <w:t>Guwahati – Shillong – Cherrapunji – Kaziranga Package</w:t>
       </w:r>
       <w:r>
         <w:rPr>
@@ -87,17 +45,37 @@
           <v:rect id="_x0000_i1025" style="width:0;height:1.5pt" o:hralign="center" o:hrstd="t" o:hr="t" fillcolor="#a0a0a0" stroked="f"/>
         </w:pict>
       </w:r>
-      <w:r>
+    </w:p>
+    <w:p>
+      <w:pPr>
         <w:rPr>
           <w:rFonts w:ascii="Arial" w:hAnsi="Arial" w:cs="Arial"/>
           <w:b/>
           <w:bCs/>
           <w:sz w:val="24"/>
         </w:rPr>
-        <w:t>Overview</w:t>
-      </w:r>
+      </w:pPr>
+    </w:p>
+    <w:p>
+      <w:pPr>
+        <w:rPr>
+          <w:rFonts w:ascii="Arial" w:hAnsi="Arial" w:cs="Arial"/>
+          <w:b/>
+          <w:bCs/>
+          <w:sz w:val="24"/>
+        </w:rPr>
+      </w:pPr>
       <w:bookmarkStart w:id="0" w:name="_GoBack"/>
       <w:bookmarkEnd w:id="0"/>
+      <w:r>
+        <w:rPr>
+          <w:rFonts w:ascii="Arial" w:hAnsi="Arial" w:cs="Arial"/>
+          <w:b/>
+          <w:bCs/>
+          <w:sz w:val="24"/>
+        </w:rPr>
+        <w:t>Overview</w:t>
+      </w:r>
     </w:p>
     <w:p>
       <w:pPr>
@@ -111,39 +89,7 @@
           <w:rFonts w:ascii="Arial" w:hAnsi="Arial" w:cs="Arial"/>
           <w:sz w:val="24"/>
         </w:rPr>
-        <w:t xml:space="preserve">Explore the breathtaking landscapes of Northeast India with this well-crafted itinerary covering the scenic hill station of Shillong, the waterfalls of Cherrapunji, the clean village of </w:t>
-      </w:r>
-      <w:proofErr w:type="spellStart"/>
-      <w:r>
-        <w:rPr>
-          <w:rFonts w:ascii="Arial" w:hAnsi="Arial" w:cs="Arial"/>
-          <w:sz w:val="24"/>
-        </w:rPr>
-        <w:t>Mawlynnong</w:t>
-      </w:r>
-      <w:proofErr w:type="spellEnd"/>
-      <w:r>
-        <w:rPr>
-          <w:rFonts w:ascii="Arial" w:hAnsi="Arial" w:cs="Arial"/>
-          <w:sz w:val="24"/>
-        </w:rPr>
-        <w:t xml:space="preserve">, the crystal-clear waters of </w:t>
-      </w:r>
-      <w:proofErr w:type="spellStart"/>
-      <w:r>
-        <w:rPr>
-          <w:rFonts w:ascii="Arial" w:hAnsi="Arial" w:cs="Arial"/>
-          <w:sz w:val="24"/>
-        </w:rPr>
-        <w:t>Dawki</w:t>
-      </w:r>
-      <w:proofErr w:type="spellEnd"/>
-      <w:r>
-        <w:rPr>
-          <w:rFonts w:ascii="Arial" w:hAnsi="Arial" w:cs="Arial"/>
-          <w:sz w:val="24"/>
-        </w:rPr>
-        <w:t>, and the wildlife-rich Kaziranga National Park. This journey offers a perfect blend of nature, adventure, and cultural experiences.</w:t>
+        <w:t>Explore the breathtaking landscapes of Northeast India with this well-crafted itinerary covering the scenic hill station of Shillong, the waterfalls of Cherrapunji, the clean village of Mawlynnong, the crystal-clear waters of Dawki, and the wildlife-rich Kaziranga National Park. This journey offers a perfect blend of nature, adventure, and cultural experiences.</w:t>
       </w:r>
       <w:r>
         <w:rPr>
@@ -176,39 +122,7 @@
           <w:rFonts w:ascii="Arial" w:hAnsi="Arial" w:cs="Arial"/>
           <w:sz w:val="24"/>
         </w:rPr>
-        <w:t xml:space="preserve">• Visit </w:t>
-      </w:r>
-      <w:proofErr w:type="spellStart"/>
-      <w:r>
-        <w:rPr>
-          <w:rFonts w:ascii="Arial" w:hAnsi="Arial" w:cs="Arial"/>
-          <w:sz w:val="24"/>
-        </w:rPr>
-        <w:t>Umiam</w:t>
-      </w:r>
-      <w:proofErr w:type="spellEnd"/>
-      <w:r>
-        <w:rPr>
-          <w:rFonts w:ascii="Arial" w:hAnsi="Arial" w:cs="Arial"/>
-          <w:sz w:val="24"/>
-        </w:rPr>
-        <w:t xml:space="preserve"> (</w:t>
-      </w:r>
-      <w:proofErr w:type="spellStart"/>
-      <w:r>
-        <w:rPr>
-          <w:rFonts w:ascii="Arial" w:hAnsi="Arial" w:cs="Arial"/>
-          <w:sz w:val="24"/>
-        </w:rPr>
-        <w:t>Barapani</w:t>
-      </w:r>
-      <w:proofErr w:type="spellEnd"/>
-      <w:r>
-        <w:rPr>
-          <w:rFonts w:ascii="Arial" w:hAnsi="Arial" w:cs="Arial"/>
-          <w:sz w:val="24"/>
-        </w:rPr>
-        <w:t>) Lake</w:t>
+        <w:t>• Visit Umiam (Barapani) Lake</w:t>
       </w:r>
       <w:r>
         <w:rPr>
@@ -224,23 +138,7 @@
           <w:sz w:val="24"/>
         </w:rPr>
         <w:br/>
-        <w:t xml:space="preserve">• Witness </w:t>
-      </w:r>
-      <w:proofErr w:type="spellStart"/>
-      <w:r>
-        <w:rPr>
-          <w:rFonts w:ascii="Arial" w:hAnsi="Arial" w:cs="Arial"/>
-          <w:sz w:val="24"/>
-        </w:rPr>
-        <w:t>Nohkalikai</w:t>
-      </w:r>
-      <w:proofErr w:type="spellEnd"/>
-      <w:r>
-        <w:rPr>
-          <w:rFonts w:ascii="Arial" w:hAnsi="Arial" w:cs="Arial"/>
-          <w:sz w:val="24"/>
-        </w:rPr>
-        <w:t xml:space="preserve"> Falls &amp; Seven Sisters Falls</w:t>
+        <w:t>• Witness Nohkalikai Falls &amp; Seven Sisters Falls</w:t>
       </w:r>
       <w:r>
         <w:rPr>
@@ -248,23 +146,7 @@
           <w:sz w:val="24"/>
         </w:rPr>
         <w:br/>
-        <w:t xml:space="preserve">• Visit </w:t>
-      </w:r>
-      <w:proofErr w:type="spellStart"/>
-      <w:r>
-        <w:rPr>
-          <w:rFonts w:ascii="Arial" w:hAnsi="Arial" w:cs="Arial"/>
-          <w:sz w:val="24"/>
-        </w:rPr>
-        <w:t>Mawlynnong</w:t>
-      </w:r>
-      <w:proofErr w:type="spellEnd"/>
-      <w:r>
-        <w:rPr>
-          <w:rFonts w:ascii="Arial" w:hAnsi="Arial" w:cs="Arial"/>
-          <w:sz w:val="24"/>
-        </w:rPr>
-        <w:t xml:space="preserve"> – Asia’s Cleanest Village</w:t>
+        <w:t>• Visit Mawlynnong – Asia’s Cleanest Village</w:t>
       </w:r>
       <w:r>
         <w:rPr>
@@ -272,104 +154,15 @@
           <w:sz w:val="24"/>
         </w:rPr>
         <w:br/>
-        <w:t xml:space="preserve">• Boating in </w:t>
-      </w:r>
-      <w:proofErr w:type="spellStart"/>
-      <w:r>
-        <w:rPr>
-          <w:rFonts w:ascii="Arial" w:hAnsi="Arial" w:cs="Arial"/>
-          <w:sz w:val="24"/>
-        </w:rPr>
-        <w:t>Umngot</w:t>
-      </w:r>
-      <w:proofErr w:type="spellEnd"/>
-      <w:r>
-        <w:rPr>
-          <w:rFonts w:ascii="Arial" w:hAnsi="Arial" w:cs="Arial"/>
-          <w:sz w:val="24"/>
-        </w:rPr>
-        <w:t xml:space="preserve"> River at </w:t>
-      </w:r>
-      <w:proofErr w:type="spellStart"/>
-      <w:r>
-        <w:rPr>
-          <w:rFonts w:ascii="Arial" w:hAnsi="Arial" w:cs="Arial"/>
-          <w:sz w:val="24"/>
-        </w:rPr>
-        <w:t>Dawki</w:t>
-      </w:r>
-      <w:proofErr w:type="spellEnd"/>
+        <w:t>• Boating in Umngot River at Dawki</w:t>
+      </w:r>
       <w:r>
         <w:rPr>
           <w:rFonts w:ascii="Arial" w:hAnsi="Arial" w:cs="Arial"/>
           <w:sz w:val="24"/>
         </w:rPr>
         <w:br/>
-        <w:t xml:space="preserve">• Explore </w:t>
-      </w:r>
-      <w:proofErr w:type="spellStart"/>
-      <w:r>
-        <w:rPr>
-          <w:rFonts w:ascii="Arial" w:hAnsi="Arial" w:cs="Arial"/>
-          <w:sz w:val="24"/>
-        </w:rPr>
-        <w:t>Jowai</w:t>
-      </w:r>
-      <w:proofErr w:type="spellEnd"/>
-      <w:r>
-        <w:rPr>
-          <w:rFonts w:ascii="Arial" w:hAnsi="Arial" w:cs="Arial"/>
-          <w:sz w:val="24"/>
-        </w:rPr>
-        <w:t xml:space="preserve"> waterfalls – </w:t>
-      </w:r>
-      <w:proofErr w:type="spellStart"/>
-      <w:r>
-        <w:rPr>
-          <w:rFonts w:ascii="Arial" w:hAnsi="Arial" w:cs="Arial"/>
-          <w:sz w:val="24"/>
-        </w:rPr>
-        <w:t>Krang</w:t>
-      </w:r>
-      <w:proofErr w:type="spellEnd"/>
-      <w:r>
-        <w:rPr>
-          <w:rFonts w:ascii="Arial" w:hAnsi="Arial" w:cs="Arial"/>
-          <w:sz w:val="24"/>
-        </w:rPr>
-        <w:t xml:space="preserve"> </w:t>
-      </w:r>
-      <w:proofErr w:type="spellStart"/>
-      <w:r>
-        <w:rPr>
-          <w:rFonts w:ascii="Arial" w:hAnsi="Arial" w:cs="Arial"/>
-          <w:sz w:val="24"/>
-        </w:rPr>
-        <w:t>Suri</w:t>
-      </w:r>
-      <w:proofErr w:type="spellEnd"/>
-      <w:r>
-        <w:rPr>
-          <w:rFonts w:ascii="Arial" w:hAnsi="Arial" w:cs="Arial"/>
-          <w:sz w:val="24"/>
-        </w:rPr>
-        <w:t xml:space="preserve"> &amp; </w:t>
-      </w:r>
-      <w:proofErr w:type="spellStart"/>
-      <w:r>
-        <w:rPr>
-          <w:rFonts w:ascii="Arial" w:hAnsi="Arial" w:cs="Arial"/>
-          <w:sz w:val="24"/>
-        </w:rPr>
-        <w:t>Tyrshi</w:t>
-      </w:r>
-      <w:proofErr w:type="spellEnd"/>
-      <w:r>
-        <w:rPr>
-          <w:rFonts w:ascii="Arial" w:hAnsi="Arial" w:cs="Arial"/>
-          <w:sz w:val="24"/>
-        </w:rPr>
-        <w:t xml:space="preserve"> Falls</w:t>
+        <w:t>• Explore Jowai waterfalls – Krang Suri &amp; Tyrshi Falls</w:t>
       </w:r>
       <w:r>
         <w:rPr>
@@ -426,30 +219,42 @@
         </w:rPr>
         <w:br/>
       </w:r>
-      <w:proofErr w:type="spellStart"/>
       <w:r>
         <w:rPr>
           <w:rStyle w:val="Strong"/>
           <w:rFonts w:ascii="Arial" w:hAnsi="Arial" w:cs="Arial"/>
           <w:sz w:val="24"/>
         </w:rPr>
-        <w:t>Shillong</w:t>
-      </w:r>
-      <w:proofErr w:type="spellEnd"/>
+        <w:t>Shillong:</w:t>
+      </w:r>
+      <w:r>
+        <w:rPr>
+          <w:rFonts w:ascii="Arial" w:hAnsi="Arial" w:cs="Arial"/>
+          <w:sz w:val="24"/>
+        </w:rPr>
+        <w:t xml:space="preserve"> Hotel Nirvana Orchid / Similar – 02 Nights</w:t>
+      </w:r>
+      <w:r>
+        <w:rPr>
+          <w:rFonts w:ascii="Arial" w:hAnsi="Arial" w:cs="Arial"/>
+          <w:sz w:val="24"/>
+        </w:rPr>
+        <w:br/>
+      </w:r>
       <w:r>
         <w:rPr>
           <w:rStyle w:val="Strong"/>
           <w:rFonts w:ascii="Arial" w:hAnsi="Arial" w:cs="Arial"/>
           <w:sz w:val="24"/>
         </w:rPr>
-        <w:t>:</w:t>
-      </w:r>
-      <w:r>
-        <w:rPr>
-          <w:rFonts w:ascii="Arial" w:hAnsi="Arial" w:cs="Arial"/>
-          <w:sz w:val="24"/>
-        </w:rPr>
-        <w:t xml:space="preserve"> Hotel Nirvana Orchid / Similar – 02 Nights</w:t>
+        <w:t>Cherrapunji:</w:t>
+      </w:r>
+      <w:r>
+        <w:rPr>
+          <w:rFonts w:ascii="Arial" w:hAnsi="Arial" w:cs="Arial"/>
+          <w:sz w:val="24"/>
+        </w:rPr>
+        <w:t xml:space="preserve"> Four Season Eco Resort (Standard) / Similar – 01 Night</w:t>
       </w:r>
       <w:r>
         <w:rPr>
@@ -458,30 +263,42 @@
         </w:rPr>
         <w:br/>
       </w:r>
-      <w:proofErr w:type="spellStart"/>
       <w:r>
         <w:rPr>
           <w:rStyle w:val="Strong"/>
           <w:rFonts w:ascii="Arial" w:hAnsi="Arial" w:cs="Arial"/>
           <w:sz w:val="24"/>
         </w:rPr>
-        <w:t>Cherrapunji</w:t>
-      </w:r>
-      <w:proofErr w:type="spellEnd"/>
+        <w:t>Mawlynnong:</w:t>
+      </w:r>
+      <w:r>
+        <w:rPr>
+          <w:rFonts w:ascii="Arial" w:hAnsi="Arial" w:cs="Arial"/>
+          <w:sz w:val="24"/>
+        </w:rPr>
+        <w:t xml:space="preserve"> River Cottage (Standard) / Similar – 01 Night</w:t>
+      </w:r>
+      <w:r>
+        <w:rPr>
+          <w:rFonts w:ascii="Arial" w:hAnsi="Arial" w:cs="Arial"/>
+          <w:sz w:val="24"/>
+        </w:rPr>
+        <w:br/>
+      </w:r>
       <w:r>
         <w:rPr>
           <w:rStyle w:val="Strong"/>
           <w:rFonts w:ascii="Arial" w:hAnsi="Arial" w:cs="Arial"/>
           <w:sz w:val="24"/>
         </w:rPr>
-        <w:t>:</w:t>
-      </w:r>
-      <w:r>
-        <w:rPr>
-          <w:rFonts w:ascii="Arial" w:hAnsi="Arial" w:cs="Arial"/>
-          <w:sz w:val="24"/>
-        </w:rPr>
-        <w:t xml:space="preserve"> Four Season Eco Resort (Standard) / Similar – 01 Night</w:t>
+        <w:t>Kaziranga:</w:t>
+      </w:r>
+      <w:r>
+        <w:rPr>
+          <w:rFonts w:ascii="Arial" w:hAnsi="Arial" w:cs="Arial"/>
+          <w:sz w:val="24"/>
+        </w:rPr>
+        <w:t xml:space="preserve"> Dhanshree Resort / Similar – 01 Night</w:t>
       </w:r>
       <w:r>
         <w:rPr>
@@ -490,92 +307,12 @@
         </w:rPr>
         <w:br/>
       </w:r>
-      <w:proofErr w:type="spellStart"/>
       <w:r>
         <w:rPr>
           <w:rStyle w:val="Strong"/>
           <w:rFonts w:ascii="Arial" w:hAnsi="Arial" w:cs="Arial"/>
           <w:sz w:val="24"/>
         </w:rPr>
-        <w:t>Mawlynnong</w:t>
-      </w:r>
-      <w:proofErr w:type="spellEnd"/>
-      <w:r>
-        <w:rPr>
-          <w:rStyle w:val="Strong"/>
-          <w:rFonts w:ascii="Arial" w:hAnsi="Arial" w:cs="Arial"/>
-          <w:sz w:val="24"/>
-        </w:rPr>
-        <w:t>:</w:t>
-      </w:r>
-      <w:r>
-        <w:rPr>
-          <w:rFonts w:ascii="Arial" w:hAnsi="Arial" w:cs="Arial"/>
-          <w:sz w:val="24"/>
-        </w:rPr>
-        <w:t xml:space="preserve"> River Cottage (Standard) / Similar – 01 Night</w:t>
-      </w:r>
-      <w:r>
-        <w:rPr>
-          <w:rFonts w:ascii="Arial" w:hAnsi="Arial" w:cs="Arial"/>
-          <w:sz w:val="24"/>
-        </w:rPr>
-        <w:br/>
-      </w:r>
-      <w:proofErr w:type="spellStart"/>
-      <w:r>
-        <w:rPr>
-          <w:rStyle w:val="Strong"/>
-          <w:rFonts w:ascii="Arial" w:hAnsi="Arial" w:cs="Arial"/>
-          <w:sz w:val="24"/>
-        </w:rPr>
-        <w:t>Kaziranga</w:t>
-      </w:r>
-      <w:proofErr w:type="spellEnd"/>
-      <w:r>
-        <w:rPr>
-          <w:rStyle w:val="Strong"/>
-          <w:rFonts w:ascii="Arial" w:hAnsi="Arial" w:cs="Arial"/>
-          <w:sz w:val="24"/>
-        </w:rPr>
-        <w:t>:</w:t>
-      </w:r>
-      <w:r>
-        <w:rPr>
-          <w:rFonts w:ascii="Arial" w:hAnsi="Arial" w:cs="Arial"/>
-          <w:sz w:val="24"/>
-        </w:rPr>
-        <w:t xml:space="preserve"> </w:t>
-      </w:r>
-      <w:proofErr w:type="spellStart"/>
-      <w:r>
-        <w:rPr>
-          <w:rFonts w:ascii="Arial" w:hAnsi="Arial" w:cs="Arial"/>
-          <w:sz w:val="24"/>
-        </w:rPr>
-        <w:t>Dhanshree</w:t>
-      </w:r>
-      <w:proofErr w:type="spellEnd"/>
-      <w:r>
-        <w:rPr>
-          <w:rFonts w:ascii="Arial" w:hAnsi="Arial" w:cs="Arial"/>
-          <w:sz w:val="24"/>
-        </w:rPr>
-        <w:t xml:space="preserve"> Resort / Similar – 01 Night</w:t>
-      </w:r>
-      <w:r>
-        <w:rPr>
-          <w:rFonts w:ascii="Arial" w:hAnsi="Arial" w:cs="Arial"/>
-          <w:sz w:val="24"/>
-        </w:rPr>
-        <w:br/>
-      </w:r>
-      <w:r>
-        <w:rPr>
-          <w:rStyle w:val="Strong"/>
-          <w:rFonts w:ascii="Arial" w:hAnsi="Arial" w:cs="Arial"/>
-          <w:sz w:val="24"/>
-        </w:rPr>
         <w:t>Guwahati:</w:t>
       </w:r>
       <w:r>
@@ -583,23 +320,7 @@
           <w:rFonts w:ascii="Arial" w:hAnsi="Arial" w:cs="Arial"/>
           <w:sz w:val="24"/>
         </w:rPr>
-        <w:t xml:space="preserve"> Hotel </w:t>
-      </w:r>
-      <w:proofErr w:type="spellStart"/>
-      <w:r>
-        <w:rPr>
-          <w:rFonts w:ascii="Arial" w:hAnsi="Arial" w:cs="Arial"/>
-          <w:sz w:val="24"/>
-        </w:rPr>
-        <w:t>Rituraj</w:t>
-      </w:r>
-      <w:proofErr w:type="spellEnd"/>
-      <w:r>
-        <w:rPr>
-          <w:rFonts w:ascii="Arial" w:hAnsi="Arial" w:cs="Arial"/>
-          <w:sz w:val="24"/>
-        </w:rPr>
-        <w:t xml:space="preserve"> / Similar – 01 Night</w:t>
+        <w:t xml:space="preserve"> Hotel Rituraj / Similar – 01 Night</w:t>
       </w:r>
       <w:r>
         <w:rPr>
@@ -652,55 +373,7 @@
           <w:sz w:val="24"/>
         </w:rPr>
         <w:br/>
-        <w:t xml:space="preserve">On arrival at Guwahati Airport/Railway Station, you will receive a warm welcome and proceed to Shillong. </w:t>
-      </w:r>
-      <w:proofErr w:type="spellStart"/>
-      <w:r>
-        <w:rPr>
-          <w:rFonts w:ascii="Arial" w:hAnsi="Arial" w:cs="Arial"/>
-          <w:sz w:val="24"/>
-        </w:rPr>
-        <w:t>Enroute</w:t>
-      </w:r>
-      <w:proofErr w:type="spellEnd"/>
-      <w:r>
-        <w:rPr>
-          <w:rFonts w:ascii="Arial" w:hAnsi="Arial" w:cs="Arial"/>
-          <w:sz w:val="24"/>
-        </w:rPr>
-        <w:t xml:space="preserve"> visit </w:t>
-      </w:r>
-      <w:proofErr w:type="spellStart"/>
-      <w:r>
-        <w:rPr>
-          <w:rFonts w:ascii="Arial" w:hAnsi="Arial" w:cs="Arial"/>
-          <w:sz w:val="24"/>
-        </w:rPr>
-        <w:t>Umiam</w:t>
-      </w:r>
-      <w:proofErr w:type="spellEnd"/>
-      <w:r>
-        <w:rPr>
-          <w:rFonts w:ascii="Arial" w:hAnsi="Arial" w:cs="Arial"/>
-          <w:sz w:val="24"/>
-        </w:rPr>
-        <w:t xml:space="preserve"> Lake (</w:t>
-      </w:r>
-      <w:proofErr w:type="spellStart"/>
-      <w:r>
-        <w:rPr>
-          <w:rFonts w:ascii="Arial" w:hAnsi="Arial" w:cs="Arial"/>
-          <w:sz w:val="24"/>
-        </w:rPr>
-        <w:t>Barapani</w:t>
-      </w:r>
-      <w:proofErr w:type="spellEnd"/>
-      <w:r>
-        <w:rPr>
-          <w:rFonts w:ascii="Arial" w:hAnsi="Arial" w:cs="Arial"/>
-          <w:sz w:val="24"/>
-        </w:rPr>
-        <w:t>) where you can enjoy boating (optional). On arrival, check-in at hotel. Evening free for local exploration near Golf Course (walking distance). Overnight stay in Shillong.</w:t>
+        <w:t>On arrival at Guwahati Airport/Railway Station, you will receive a warm welcome and proceed to Shillong. Enroute visit Umiam Lake (Barapani) where you can enjoy boating (optional). On arrival, check-in at hotel. Evening free for local exploration near Golf Course (walking distance). Overnight stay in Shillong.</w:t>
       </w:r>
     </w:p>
     <w:p>
@@ -725,103 +398,7 @@
           <w:sz w:val="24"/>
         </w:rPr>
         <w:br/>
-        <w:t xml:space="preserve">After breakfast, check-out and proceed to Cherrapunji. Enroute visit Elephant Falls. Enjoy scenic drive witnessing waterfalls and valleys. Visit </w:t>
-      </w:r>
-      <w:proofErr w:type="spellStart"/>
-      <w:r>
-        <w:rPr>
-          <w:rFonts w:ascii="Arial" w:hAnsi="Arial" w:cs="Arial"/>
-          <w:sz w:val="24"/>
-        </w:rPr>
-        <w:t>Nohsngithiang</w:t>
-      </w:r>
-      <w:proofErr w:type="spellEnd"/>
-      <w:r>
-        <w:rPr>
-          <w:rFonts w:ascii="Arial" w:hAnsi="Arial" w:cs="Arial"/>
-          <w:sz w:val="24"/>
-        </w:rPr>
-        <w:t xml:space="preserve"> Falls, </w:t>
-      </w:r>
-      <w:proofErr w:type="spellStart"/>
-      <w:r>
-        <w:rPr>
-          <w:rFonts w:ascii="Arial" w:hAnsi="Arial" w:cs="Arial"/>
-          <w:sz w:val="24"/>
-        </w:rPr>
-        <w:t>Nohkalikai</w:t>
-      </w:r>
-      <w:proofErr w:type="spellEnd"/>
-      <w:r>
-        <w:rPr>
-          <w:rFonts w:ascii="Arial" w:hAnsi="Arial" w:cs="Arial"/>
-          <w:sz w:val="24"/>
-        </w:rPr>
-        <w:t xml:space="preserve"> Falls, Seven Sisters Falls, Dain-</w:t>
-      </w:r>
-      <w:proofErr w:type="spellStart"/>
-      <w:r>
-        <w:rPr>
-          <w:rFonts w:ascii="Arial" w:hAnsi="Arial" w:cs="Arial"/>
-          <w:sz w:val="24"/>
-        </w:rPr>
-        <w:t>Thlen</w:t>
-      </w:r>
-      <w:proofErr w:type="spellEnd"/>
-      <w:r>
-        <w:rPr>
-          <w:rFonts w:ascii="Arial" w:hAnsi="Arial" w:cs="Arial"/>
-          <w:sz w:val="24"/>
-        </w:rPr>
-        <w:t xml:space="preserve"> Falls, </w:t>
-      </w:r>
-      <w:proofErr w:type="spellStart"/>
-      <w:r>
-        <w:rPr>
-          <w:rFonts w:ascii="Arial" w:hAnsi="Arial" w:cs="Arial"/>
-          <w:sz w:val="24"/>
-        </w:rPr>
-        <w:t>Mawsmai</w:t>
-      </w:r>
-      <w:proofErr w:type="spellEnd"/>
-      <w:r>
-        <w:rPr>
-          <w:rFonts w:ascii="Arial" w:hAnsi="Arial" w:cs="Arial"/>
-          <w:sz w:val="24"/>
-        </w:rPr>
-        <w:t xml:space="preserve"> Cave, </w:t>
-      </w:r>
-      <w:proofErr w:type="spellStart"/>
-      <w:r>
-        <w:rPr>
-          <w:rFonts w:ascii="Arial" w:hAnsi="Arial" w:cs="Arial"/>
-          <w:sz w:val="24"/>
-        </w:rPr>
-        <w:t>Arwah</w:t>
-      </w:r>
-      <w:proofErr w:type="spellEnd"/>
-      <w:r>
-        <w:rPr>
-          <w:rFonts w:ascii="Arial" w:hAnsi="Arial" w:cs="Arial"/>
-          <w:sz w:val="24"/>
-        </w:rPr>
-        <w:t xml:space="preserve"> Cave, and </w:t>
-      </w:r>
-      <w:proofErr w:type="spellStart"/>
-      <w:r>
-        <w:rPr>
-          <w:rFonts w:ascii="Arial" w:hAnsi="Arial" w:cs="Arial"/>
-          <w:sz w:val="24"/>
-        </w:rPr>
-        <w:t>Thangkharang</w:t>
-      </w:r>
-      <w:proofErr w:type="spellEnd"/>
-      <w:r>
-        <w:rPr>
-          <w:rFonts w:ascii="Arial" w:hAnsi="Arial" w:cs="Arial"/>
-          <w:sz w:val="24"/>
-        </w:rPr>
-        <w:t xml:space="preserve"> Park. Overnight stay in Cherrapunji.</w:t>
+        <w:t>After breakfast, check-out and proceed to Cherrapunji. Enroute visit Elephant Falls. Enjoy scenic drive witnessing waterfalls and valleys. Visit Nohsngithiang Falls, Nohkalikai Falls, Seven Sisters Falls, Dain-Thlen Falls, Mawsmai Cave, Arwah Cave, and Thangkharang Park. Overnight stay in Cherrapunji.</w:t>
       </w:r>
     </w:p>
     <w:p>
@@ -838,9 +415,32 @@
           <w:bCs/>
           <w:sz w:val="24"/>
         </w:rPr>
-        <w:t xml:space="preserve">Day 03: </w:t>
-      </w:r>
-      <w:proofErr w:type="spellStart"/>
+        <w:t>Day 03: Cherrapunji – Mawlynnong &amp; Dawki (85 km / 03 hrs. approx.)</w:t>
+      </w:r>
+      <w:r>
+        <w:rPr>
+          <w:rFonts w:ascii="Arial" w:hAnsi="Arial" w:cs="Arial"/>
+          <w:sz w:val="24"/>
+        </w:rPr>
+        <w:br/>
+        <w:t xml:space="preserve">After breakfast, check-out and proceed to Mawlynnong, known as Asia’s cleanest </w:t>
+      </w:r>
+      <w:r>
+        <w:rPr>
+          <w:rFonts w:ascii="Arial" w:hAnsi="Arial" w:cs="Arial"/>
+          <w:sz w:val="24"/>
+        </w:rPr>
+        <w:lastRenderedPageBreak/>
+        <w:t>village. Visit Living Root Bridge and explore the village. Continue to Dawki at Indo-Bangladesh border and enjoy boating in crystal-clear Umngot River. Later return to Mawlynnong/Dawki for overnight stay.</w:t>
+      </w:r>
+    </w:p>
+    <w:p>
+      <w:pPr>
+        <w:rPr>
+          <w:rFonts w:ascii="Arial" w:hAnsi="Arial" w:cs="Arial"/>
+          <w:sz w:val="24"/>
+        </w:rPr>
+      </w:pPr>
       <w:r>
         <w:rPr>
           <w:rFonts w:ascii="Arial" w:hAnsi="Arial" w:cs="Arial"/>
@@ -848,9 +448,24 @@
           <w:bCs/>
           <w:sz w:val="24"/>
         </w:rPr>
-        <w:t>Cherrapunji</w:t>
-      </w:r>
-      <w:proofErr w:type="spellEnd"/>
+        <w:t>Day 04: Mawlynnong – Jowai – Shillong (150 km / 05 hrs. approx.)</w:t>
+      </w:r>
+      <w:r>
+        <w:rPr>
+          <w:rFonts w:ascii="Arial" w:hAnsi="Arial" w:cs="Arial"/>
+          <w:sz w:val="24"/>
+        </w:rPr>
+        <w:br/>
+        <w:t>After breakfast, check-out and proceed to Jowai sightseeing covering Laitlum Canyon viewpoint, Krang Suri Falls, and Tyrshi Falls. Later drive back to Shillong. Overnight stay in Shillong.</w:t>
+      </w:r>
+    </w:p>
+    <w:p>
+      <w:pPr>
+        <w:rPr>
+          <w:rFonts w:ascii="Arial" w:hAnsi="Arial" w:cs="Arial"/>
+          <w:sz w:val="24"/>
+        </w:rPr>
+      </w:pPr>
       <w:r>
         <w:rPr>
           <w:rFonts w:ascii="Arial" w:hAnsi="Arial" w:cs="Arial"/>
@@ -858,9 +473,24 @@
           <w:bCs/>
           <w:sz w:val="24"/>
         </w:rPr>
-        <w:t xml:space="preserve"> – </w:t>
-      </w:r>
-      <w:proofErr w:type="spellStart"/>
+        <w:t>Day 05: Shillong – Kaziranga (260 kms / 07 hrs. approx.)</w:t>
+      </w:r>
+      <w:r>
+        <w:rPr>
+          <w:rFonts w:ascii="Arial" w:hAnsi="Arial" w:cs="Arial"/>
+          <w:sz w:val="24"/>
+        </w:rPr>
+        <w:br/>
+        <w:t>After breakfast, check-out and transfer to Kaziranga. Enroute visit Don Bosco Museum. On arrival, check-in at hotel. Overnight stay in Kaziranga.</w:t>
+      </w:r>
+    </w:p>
+    <w:p>
+      <w:pPr>
+        <w:rPr>
+          <w:rFonts w:ascii="Arial" w:hAnsi="Arial" w:cs="Arial"/>
+          <w:sz w:val="24"/>
+        </w:rPr>
+      </w:pPr>
       <w:r>
         <w:rPr>
           <w:rFonts w:ascii="Arial" w:hAnsi="Arial" w:cs="Arial"/>
@@ -868,9 +498,24 @@
           <w:bCs/>
           <w:sz w:val="24"/>
         </w:rPr>
-        <w:t>Mawlynnong</w:t>
-      </w:r>
-      <w:proofErr w:type="spellEnd"/>
+        <w:t>Day 06: Kaziranga – Guwahati (260 km / 07 hrs. approx.)</w:t>
+      </w:r>
+      <w:r>
+        <w:rPr>
+          <w:rFonts w:ascii="Arial" w:hAnsi="Arial" w:cs="Arial"/>
+          <w:sz w:val="24"/>
+        </w:rPr>
+        <w:br/>
+        <w:t>Early morning enjoy Elephant Safari at Kaziranga National Park. After breakfast, check-out and transfer to Guwahati. On arrival, check-in at hotel. Overnight stay in Guwahati.</w:t>
+      </w:r>
+    </w:p>
+    <w:p>
+      <w:pPr>
+        <w:rPr>
+          <w:rFonts w:ascii="Arial" w:hAnsi="Arial" w:cs="Arial"/>
+          <w:sz w:val="24"/>
+        </w:rPr>
+      </w:pPr>
       <w:r>
         <w:rPr>
           <w:rFonts w:ascii="Arial" w:hAnsi="Arial" w:cs="Arial"/>
@@ -878,27 +523,7 @@
           <w:bCs/>
           <w:sz w:val="24"/>
         </w:rPr>
-        <w:t xml:space="preserve"> &amp; </w:t>
-      </w:r>
-      <w:proofErr w:type="spellStart"/>
-      <w:r>
-        <w:rPr>
-          <w:rFonts w:ascii="Arial" w:hAnsi="Arial" w:cs="Arial"/>
-          <w:b/>
-          <w:bCs/>
-          <w:sz w:val="24"/>
-        </w:rPr>
-        <w:t>Dawki</w:t>
-      </w:r>
-      <w:proofErr w:type="spellEnd"/>
-      <w:r>
-        <w:rPr>
-          <w:rFonts w:ascii="Arial" w:hAnsi="Arial" w:cs="Arial"/>
-          <w:b/>
-          <w:bCs/>
-          <w:sz w:val="24"/>
-        </w:rPr>
-        <w:t xml:space="preserve"> (85 km / 03 hrs. approx.)</w:t>
+        <w:t>Day 07: Guwahati Sightseeing – Departure</w:t>
       </w:r>
       <w:r>
         <w:rPr>
@@ -906,347 +531,7 @@
           <w:sz w:val="24"/>
         </w:rPr>
         <w:br/>
-        <w:t xml:space="preserve">After breakfast, check-out and proceed to </w:t>
-      </w:r>
-      <w:proofErr w:type="spellStart"/>
-      <w:r>
-        <w:rPr>
-          <w:rFonts w:ascii="Arial" w:hAnsi="Arial" w:cs="Arial"/>
-          <w:sz w:val="24"/>
-        </w:rPr>
-        <w:t>Mawlynnong</w:t>
-      </w:r>
-      <w:proofErr w:type="spellEnd"/>
-      <w:r>
-        <w:rPr>
-          <w:rFonts w:ascii="Arial" w:hAnsi="Arial" w:cs="Arial"/>
-          <w:sz w:val="24"/>
-        </w:rPr>
-        <w:t xml:space="preserve">, known as Asia’s cleanest village. Visit Living Root Bridge and explore the village. Continue to </w:t>
-      </w:r>
-      <w:proofErr w:type="spellStart"/>
-      <w:r>
-        <w:rPr>
-          <w:rFonts w:ascii="Arial" w:hAnsi="Arial" w:cs="Arial"/>
-          <w:sz w:val="24"/>
-        </w:rPr>
-        <w:t>Dawki</w:t>
-      </w:r>
-      <w:proofErr w:type="spellEnd"/>
-      <w:r>
-        <w:rPr>
-          <w:rFonts w:ascii="Arial" w:hAnsi="Arial" w:cs="Arial"/>
-          <w:sz w:val="24"/>
-        </w:rPr>
-        <w:t xml:space="preserve"> at Indo-</w:t>
-      </w:r>
-      <w:r>
-        <w:rPr>
-          <w:rFonts w:ascii="Arial" w:hAnsi="Arial" w:cs="Arial"/>
-          <w:sz w:val="24"/>
-        </w:rPr>
-        <w:lastRenderedPageBreak/>
-        <w:t xml:space="preserve">Bangladesh border and enjoy boating in crystal-clear </w:t>
-      </w:r>
-      <w:proofErr w:type="spellStart"/>
-      <w:r>
-        <w:rPr>
-          <w:rFonts w:ascii="Arial" w:hAnsi="Arial" w:cs="Arial"/>
-          <w:sz w:val="24"/>
-        </w:rPr>
-        <w:t>Umngot</w:t>
-      </w:r>
-      <w:proofErr w:type="spellEnd"/>
-      <w:r>
-        <w:rPr>
-          <w:rFonts w:ascii="Arial" w:hAnsi="Arial" w:cs="Arial"/>
-          <w:sz w:val="24"/>
-        </w:rPr>
-        <w:t xml:space="preserve"> River. Later return to </w:t>
-      </w:r>
-      <w:proofErr w:type="spellStart"/>
-      <w:r>
-        <w:rPr>
-          <w:rFonts w:ascii="Arial" w:hAnsi="Arial" w:cs="Arial"/>
-          <w:sz w:val="24"/>
-        </w:rPr>
-        <w:t>Mawlynnong</w:t>
-      </w:r>
-      <w:proofErr w:type="spellEnd"/>
-      <w:r>
-        <w:rPr>
-          <w:rFonts w:ascii="Arial" w:hAnsi="Arial" w:cs="Arial"/>
-          <w:sz w:val="24"/>
-        </w:rPr>
-        <w:t>/</w:t>
-      </w:r>
-      <w:proofErr w:type="spellStart"/>
-      <w:r>
-        <w:rPr>
-          <w:rFonts w:ascii="Arial" w:hAnsi="Arial" w:cs="Arial"/>
-          <w:sz w:val="24"/>
-        </w:rPr>
-        <w:t>Dawki</w:t>
-      </w:r>
-      <w:proofErr w:type="spellEnd"/>
-      <w:r>
-        <w:rPr>
-          <w:rFonts w:ascii="Arial" w:hAnsi="Arial" w:cs="Arial"/>
-          <w:sz w:val="24"/>
-        </w:rPr>
-        <w:t xml:space="preserve"> for overnight stay.</w:t>
-      </w:r>
-    </w:p>
-    <w:p>
-      <w:pPr>
-        <w:rPr>
-          <w:rFonts w:ascii="Arial" w:hAnsi="Arial" w:cs="Arial"/>
-          <w:sz w:val="24"/>
-        </w:rPr>
-      </w:pPr>
-      <w:r>
-        <w:rPr>
-          <w:rFonts w:ascii="Arial" w:hAnsi="Arial" w:cs="Arial"/>
-          <w:b/>
-          <w:bCs/>
-          <w:sz w:val="24"/>
-        </w:rPr>
-        <w:t xml:space="preserve">Day 04: </w:t>
-      </w:r>
-      <w:proofErr w:type="spellStart"/>
-      <w:r>
-        <w:rPr>
-          <w:rFonts w:ascii="Arial" w:hAnsi="Arial" w:cs="Arial"/>
-          <w:b/>
-          <w:bCs/>
-          <w:sz w:val="24"/>
-        </w:rPr>
-        <w:t>Mawlynnong</w:t>
-      </w:r>
-      <w:proofErr w:type="spellEnd"/>
-      <w:r>
-        <w:rPr>
-          <w:rFonts w:ascii="Arial" w:hAnsi="Arial" w:cs="Arial"/>
-          <w:b/>
-          <w:bCs/>
-          <w:sz w:val="24"/>
-        </w:rPr>
-        <w:t xml:space="preserve"> – </w:t>
-      </w:r>
-      <w:proofErr w:type="spellStart"/>
-      <w:r>
-        <w:rPr>
-          <w:rFonts w:ascii="Arial" w:hAnsi="Arial" w:cs="Arial"/>
-          <w:b/>
-          <w:bCs/>
-          <w:sz w:val="24"/>
-        </w:rPr>
-        <w:t>Jowai</w:t>
-      </w:r>
-      <w:proofErr w:type="spellEnd"/>
-      <w:r>
-        <w:rPr>
-          <w:rFonts w:ascii="Arial" w:hAnsi="Arial" w:cs="Arial"/>
-          <w:b/>
-          <w:bCs/>
-          <w:sz w:val="24"/>
-        </w:rPr>
-        <w:t xml:space="preserve"> – Shillong (150 km / 05 hrs. approx.)</w:t>
-      </w:r>
-      <w:r>
-        <w:rPr>
-          <w:rFonts w:ascii="Arial" w:hAnsi="Arial" w:cs="Arial"/>
-          <w:sz w:val="24"/>
-        </w:rPr>
-        <w:br/>
-        <w:t xml:space="preserve">After breakfast, check-out and proceed to </w:t>
-      </w:r>
-      <w:proofErr w:type="spellStart"/>
-      <w:r>
-        <w:rPr>
-          <w:rFonts w:ascii="Arial" w:hAnsi="Arial" w:cs="Arial"/>
-          <w:sz w:val="24"/>
-        </w:rPr>
-        <w:t>Jowai</w:t>
-      </w:r>
-      <w:proofErr w:type="spellEnd"/>
-      <w:r>
-        <w:rPr>
-          <w:rFonts w:ascii="Arial" w:hAnsi="Arial" w:cs="Arial"/>
-          <w:sz w:val="24"/>
-        </w:rPr>
-        <w:t xml:space="preserve"> sightseeing covering </w:t>
-      </w:r>
-      <w:proofErr w:type="spellStart"/>
-      <w:r>
-        <w:rPr>
-          <w:rFonts w:ascii="Arial" w:hAnsi="Arial" w:cs="Arial"/>
-          <w:sz w:val="24"/>
-        </w:rPr>
-        <w:t>Laitlum</w:t>
-      </w:r>
-      <w:proofErr w:type="spellEnd"/>
-      <w:r>
-        <w:rPr>
-          <w:rFonts w:ascii="Arial" w:hAnsi="Arial" w:cs="Arial"/>
-          <w:sz w:val="24"/>
-        </w:rPr>
-        <w:t xml:space="preserve"> Canyon viewpoint, Krang </w:t>
-      </w:r>
-      <w:proofErr w:type="spellStart"/>
-      <w:r>
-        <w:rPr>
-          <w:rFonts w:ascii="Arial" w:hAnsi="Arial" w:cs="Arial"/>
-          <w:sz w:val="24"/>
-        </w:rPr>
-        <w:t>Suri</w:t>
-      </w:r>
-      <w:proofErr w:type="spellEnd"/>
-      <w:r>
-        <w:rPr>
-          <w:rFonts w:ascii="Arial" w:hAnsi="Arial" w:cs="Arial"/>
-          <w:sz w:val="24"/>
-        </w:rPr>
-        <w:t xml:space="preserve"> Falls, and </w:t>
-      </w:r>
-      <w:proofErr w:type="spellStart"/>
-      <w:r>
-        <w:rPr>
-          <w:rFonts w:ascii="Arial" w:hAnsi="Arial" w:cs="Arial"/>
-          <w:sz w:val="24"/>
-        </w:rPr>
-        <w:t>Tyrshi</w:t>
-      </w:r>
-      <w:proofErr w:type="spellEnd"/>
-      <w:r>
-        <w:rPr>
-          <w:rFonts w:ascii="Arial" w:hAnsi="Arial" w:cs="Arial"/>
-          <w:sz w:val="24"/>
-        </w:rPr>
-        <w:t xml:space="preserve"> Falls. Later drive back to Shillong. Overnight stay in Shillong.</w:t>
-      </w:r>
-    </w:p>
-    <w:p>
-      <w:pPr>
-        <w:rPr>
-          <w:rFonts w:ascii="Arial" w:hAnsi="Arial" w:cs="Arial"/>
-          <w:sz w:val="24"/>
-        </w:rPr>
-      </w:pPr>
-      <w:r>
-        <w:rPr>
-          <w:rFonts w:ascii="Arial" w:hAnsi="Arial" w:cs="Arial"/>
-          <w:b/>
-          <w:bCs/>
-          <w:sz w:val="24"/>
-        </w:rPr>
-        <w:t>Day 05: Shillong – Kaziranga (260 kms / 07 hrs. approx.)</w:t>
-      </w:r>
-      <w:r>
-        <w:rPr>
-          <w:rFonts w:ascii="Arial" w:hAnsi="Arial" w:cs="Arial"/>
-          <w:sz w:val="24"/>
-        </w:rPr>
-        <w:br/>
-        <w:t>After breakfast, check-out and transfer to Kaziranga. Enroute visit Don Bosco Museum. On arrival, check-in at hotel. Overnight stay in Kaziranga.</w:t>
-      </w:r>
-    </w:p>
-    <w:p>
-      <w:pPr>
-        <w:rPr>
-          <w:rFonts w:ascii="Arial" w:hAnsi="Arial" w:cs="Arial"/>
-          <w:sz w:val="24"/>
-        </w:rPr>
-      </w:pPr>
-      <w:r>
-        <w:rPr>
-          <w:rFonts w:ascii="Arial" w:hAnsi="Arial" w:cs="Arial"/>
-          <w:b/>
-          <w:bCs/>
-          <w:sz w:val="24"/>
-        </w:rPr>
-        <w:t>Day 06: Kaziranga – Guwahati (260 km / 07 hrs. approx.)</w:t>
-      </w:r>
-      <w:r>
-        <w:rPr>
-          <w:rFonts w:ascii="Arial" w:hAnsi="Arial" w:cs="Arial"/>
-          <w:sz w:val="24"/>
-        </w:rPr>
-        <w:br/>
-        <w:t>Early morning enjoy Elephant Safari at Kaziranga National Park. After breakfast, check-out and transfer to Guwahati. On arrival, check-in at hotel. Overnight stay in Guwahati.</w:t>
-      </w:r>
-    </w:p>
-    <w:p>
-      <w:pPr>
-        <w:rPr>
-          <w:rFonts w:ascii="Arial" w:hAnsi="Arial" w:cs="Arial"/>
-          <w:sz w:val="24"/>
-        </w:rPr>
-      </w:pPr>
-      <w:r>
-        <w:rPr>
-          <w:rFonts w:ascii="Arial" w:hAnsi="Arial" w:cs="Arial"/>
-          <w:b/>
-          <w:bCs/>
-          <w:sz w:val="24"/>
-        </w:rPr>
-        <w:t>Day 07: Guwahati Sightseeing – Departure</w:t>
-      </w:r>
-      <w:r>
-        <w:rPr>
-          <w:rFonts w:ascii="Arial" w:hAnsi="Arial" w:cs="Arial"/>
-          <w:sz w:val="24"/>
-        </w:rPr>
-        <w:br/>
-        <w:t xml:space="preserve">After breakfast, check-out and visit </w:t>
-      </w:r>
-      <w:proofErr w:type="spellStart"/>
-      <w:r>
-        <w:rPr>
-          <w:rFonts w:ascii="Arial" w:hAnsi="Arial" w:cs="Arial"/>
-          <w:sz w:val="24"/>
-        </w:rPr>
-        <w:t>Basistha</w:t>
-      </w:r>
-      <w:proofErr w:type="spellEnd"/>
-      <w:r>
-        <w:rPr>
-          <w:rFonts w:ascii="Arial" w:hAnsi="Arial" w:cs="Arial"/>
-          <w:sz w:val="24"/>
-        </w:rPr>
-        <w:t xml:space="preserve"> Ashram, </w:t>
-      </w:r>
-      <w:proofErr w:type="spellStart"/>
-      <w:r>
-        <w:rPr>
-          <w:rFonts w:ascii="Arial" w:hAnsi="Arial" w:cs="Arial"/>
-          <w:sz w:val="24"/>
-        </w:rPr>
-        <w:t>Saraighat</w:t>
-      </w:r>
-      <w:proofErr w:type="spellEnd"/>
-      <w:r>
-        <w:rPr>
-          <w:rFonts w:ascii="Arial" w:hAnsi="Arial" w:cs="Arial"/>
-          <w:sz w:val="24"/>
-        </w:rPr>
-        <w:t xml:space="preserve"> Bridge, and </w:t>
-      </w:r>
-      <w:proofErr w:type="spellStart"/>
-      <w:r>
-        <w:rPr>
-          <w:rFonts w:ascii="Arial" w:hAnsi="Arial" w:cs="Arial"/>
-          <w:sz w:val="24"/>
-        </w:rPr>
-        <w:t>Kamakhya</w:t>
-      </w:r>
-      <w:proofErr w:type="spellEnd"/>
-      <w:r>
-        <w:rPr>
-          <w:rFonts w:ascii="Arial" w:hAnsi="Arial" w:cs="Arial"/>
-          <w:sz w:val="24"/>
-        </w:rPr>
-        <w:t xml:space="preserve"> Temple (if time permits). Later transfer to Airport/Railway Station for departure with memorable experiences.</w:t>
+        <w:t>After breakfast, check-out and visit Basistha Ashram, Saraighat Bridge, and Kamakhya Temple (if time permits). Later transfer to Airport/Railway Station for departure with memorable experiences.</w:t>
       </w:r>
     </w:p>
     <w:p>
@@ -1319,71 +604,23 @@
           <w:sz w:val="24"/>
         </w:rPr>
         <w:br/>
-        <w:t xml:space="preserve">• 02 nights Shillong, 01 night </w:t>
-      </w:r>
-      <w:proofErr w:type="spellStart"/>
-      <w:r>
-        <w:rPr>
-          <w:rFonts w:ascii="Arial" w:hAnsi="Arial" w:cs="Arial"/>
-          <w:sz w:val="24"/>
-        </w:rPr>
-        <w:t>Cherrapunji</w:t>
-      </w:r>
-      <w:proofErr w:type="spellEnd"/>
-      <w:r>
-        <w:rPr>
-          <w:rFonts w:ascii="Arial" w:hAnsi="Arial" w:cs="Arial"/>
-          <w:sz w:val="24"/>
-        </w:rPr>
-        <w:t xml:space="preserve">, 01 night </w:t>
-      </w:r>
-      <w:proofErr w:type="spellStart"/>
-      <w:r>
-        <w:rPr>
-          <w:rFonts w:ascii="Arial" w:hAnsi="Arial" w:cs="Arial"/>
-          <w:sz w:val="24"/>
-        </w:rPr>
-        <w:t>Mawlynnong</w:t>
-      </w:r>
-      <w:proofErr w:type="spellEnd"/>
-      <w:r>
-        <w:rPr>
-          <w:rFonts w:ascii="Arial" w:hAnsi="Arial" w:cs="Arial"/>
-          <w:sz w:val="24"/>
-        </w:rPr>
-        <w:t>/</w:t>
-      </w:r>
-      <w:proofErr w:type="spellStart"/>
-      <w:r>
-        <w:rPr>
-          <w:rFonts w:ascii="Arial" w:hAnsi="Arial" w:cs="Arial"/>
-          <w:sz w:val="24"/>
-        </w:rPr>
-        <w:t>Dawki</w:t>
-      </w:r>
-      <w:proofErr w:type="spellEnd"/>
-      <w:r>
-        <w:rPr>
-          <w:rFonts w:ascii="Arial" w:hAnsi="Arial" w:cs="Arial"/>
-          <w:sz w:val="24"/>
-        </w:rPr>
-        <w:t xml:space="preserve">, 01 night </w:t>
-      </w:r>
-      <w:proofErr w:type="spellStart"/>
-      <w:r>
-        <w:rPr>
-          <w:rFonts w:ascii="Arial" w:hAnsi="Arial" w:cs="Arial"/>
-          <w:sz w:val="24"/>
-        </w:rPr>
-        <w:t>Kaziranga</w:t>
-      </w:r>
-      <w:proofErr w:type="spellEnd"/>
-      <w:r>
-        <w:rPr>
-          <w:rFonts w:ascii="Arial" w:hAnsi="Arial" w:cs="Arial"/>
-          <w:sz w:val="24"/>
-        </w:rPr>
-        <w:t>, 01 night Guwahati</w:t>
+        <w:t xml:space="preserve">• 02 nights Shillong, </w:t>
+      </w:r>
+      <w:proofErr w:type="gramStart"/>
+      <w:r>
+        <w:rPr>
+          <w:rFonts w:ascii="Arial" w:hAnsi="Arial" w:cs="Arial"/>
+          <w:sz w:val="24"/>
+        </w:rPr>
+        <w:t>01 night</w:t>
+      </w:r>
+      <w:proofErr w:type="gramEnd"/>
+      <w:r>
+        <w:rPr>
+          <w:rFonts w:ascii="Arial" w:hAnsi="Arial" w:cs="Arial"/>
+          <w:sz w:val="24"/>
+        </w:rPr>
+        <w:t xml:space="preserve"> Cherrapunji, 01 night Mawlynnong/Dawki, 01 night Kaziranga, 01 night Guwahati</w:t>
       </w:r>
       <w:r>
         <w:rPr>
@@ -1399,17 +636,8 @@
           <w:sz w:val="24"/>
         </w:rPr>
         <w:br/>
-        <w:t>• MAPAI meal plan (Breakfast &amp; Dinner</w:t>
-      </w:r>
-      <w:proofErr w:type="gramStart"/>
-      <w:r>
-        <w:rPr>
-          <w:rFonts w:ascii="Arial" w:hAnsi="Arial" w:cs="Arial"/>
-          <w:sz w:val="24"/>
-        </w:rPr>
-        <w:t>)</w:t>
-      </w:r>
-      <w:proofErr w:type="gramEnd"/>
+        <w:t>• MAPAI meal plan (Breakfast &amp; Dinner)</w:t>
+      </w:r>
       <w:r>
         <w:rPr>
           <w:rFonts w:ascii="Arial" w:hAnsi="Arial" w:cs="Arial"/>
@@ -1459,23 +687,7 @@
           <w:rFonts w:ascii="Arial" w:hAnsi="Arial" w:cs="Arial"/>
           <w:sz w:val="24"/>
         </w:rPr>
-        <w:t xml:space="preserve">• 06 </w:t>
-      </w:r>
-      <w:proofErr w:type="spellStart"/>
-      <w:r>
-        <w:rPr>
-          <w:rFonts w:ascii="Arial" w:hAnsi="Arial" w:cs="Arial"/>
-          <w:sz w:val="24"/>
-        </w:rPr>
-        <w:t>nights</w:t>
-      </w:r>
-      <w:proofErr w:type="spellEnd"/>
-      <w:r>
-        <w:rPr>
-          <w:rFonts w:ascii="Arial" w:hAnsi="Arial" w:cs="Arial"/>
-          <w:sz w:val="24"/>
-        </w:rPr>
-        <w:t xml:space="preserve"> accommodation</w:t>
+        <w:t>• 06 nights accommodation</w:t>
       </w:r>
       <w:r>
         <w:rPr>
@@ -1598,6 +810,13 @@
           <w:sz w:val="24"/>
         </w:rPr>
         <w:br/>
+      </w:r>
+      <w:r>
+        <w:rPr>
+          <w:rFonts w:ascii="Arial" w:hAnsi="Arial" w:cs="Arial"/>
+          <w:sz w:val="24"/>
+        </w:rPr>
+        <w:lastRenderedPageBreak/>
         <w:t>• Travel insurance</w:t>
       </w:r>
       <w:r>
@@ -1606,13 +825,6 @@
           <w:sz w:val="24"/>
         </w:rPr>
         <w:br/>
-      </w:r>
-      <w:r>
-        <w:rPr>
-          <w:rFonts w:ascii="Arial" w:hAnsi="Arial" w:cs="Arial"/>
-          <w:sz w:val="24"/>
-        </w:rPr>
-        <w:lastRenderedPageBreak/>
         <w:t>• Room heater charges</w:t>
       </w:r>
       <w:r>
@@ -1629,23 +841,7 @@
           <w:sz w:val="24"/>
         </w:rPr>
         <w:br/>
-        <w:t xml:space="preserve">• </w:t>
-      </w:r>
-      <w:proofErr w:type="gramStart"/>
-      <w:r>
-        <w:rPr>
-          <w:rFonts w:ascii="Arial" w:hAnsi="Arial" w:cs="Arial"/>
-          <w:sz w:val="24"/>
-        </w:rPr>
-        <w:t>Anything</w:t>
-      </w:r>
-      <w:proofErr w:type="gramEnd"/>
-      <w:r>
-        <w:rPr>
-          <w:rFonts w:ascii="Arial" w:hAnsi="Arial" w:cs="Arial"/>
-          <w:sz w:val="24"/>
-        </w:rPr>
-        <w:t xml:space="preserve"> not mentioned in inclusions</w:t>
+        <w:t>• Anything not mentioned in inclusions</w:t>
       </w:r>
     </w:p>
     <w:p>
@@ -1668,7 +864,7 @@
 </file>
 
 <file path=word/endnotes.xml><?xml version="1.0" encoding="utf-8"?>
-<w:endnotes xmlns:wpc="http://schemas.microsoft.com/office/word/2010/wordprocessingCanvas" xmlns:mc="http://schemas.openxmlformats.org/markup-compatibility/2006" xmlns:o="urn:schemas-microsoft-com:office:office" xmlns:r="http://schemas.openxmlformats.org/officeDocument/2006/relationships" xmlns:m="http://schemas.openxmlformats.org/officeDocument/2006/math" xmlns:v="urn:schemas-microsoft-com:vml" xmlns:wp14="http://schemas.microsoft.com/office/word/2010/wordprocessingDrawing" xmlns:wp="http://schemas.openxmlformats.org/drawingml/2006/wordprocessingDrawing" xmlns:w10="urn:schemas-microsoft-com:office:word" xmlns:w="http://schemas.openxmlformats.org/wordprocessingml/2006/main" xmlns:w14="http://schemas.microsoft.com/office/word/2010/wordml" xmlns:w15="http://schemas.microsoft.com/office/word/2012/wordml" xmlns:wpg="http://schemas.microsoft.com/office/word/2010/wordprocessingGroup" xmlns:wpi="http://schemas.microsoft.com/office/word/2010/wordprocessingInk" xmlns:wne="http://schemas.microsoft.com/office/word/2006/wordml" xmlns:wps="http://schemas.microsoft.com/office/word/2010/wordprocessingShape" mc:Ignorable="w14 w15 wp14">
+<w:endnotes xmlns:wpc="http://schemas.microsoft.com/office/word/2010/wordprocessingCanvas" xmlns:cx="http://schemas.microsoft.com/office/drawing/2014/chartex" xmlns:cx1="http://schemas.microsoft.com/office/drawing/2015/9/8/chartex" xmlns:cx2="http://schemas.microsoft.com/office/drawing/2015/10/21/chartex" xmlns:cx3="http://schemas.microsoft.com/office/drawing/2016/5/9/chartex" xmlns:cx4="http://schemas.microsoft.com/office/drawing/2016/5/10/chartex" xmlns:cx5="http://schemas.microsoft.com/office/drawing/2016/5/11/chartex" xmlns:cx6="http://schemas.microsoft.com/office/drawing/2016/5/12/chartex" xmlns:cx7="http://schemas.microsoft.com/office/drawing/2016/5/13/chartex" xmlns:cx8="http://schemas.microsoft.com/office/drawing/2016/5/14/chartex" xmlns:mc="http://schemas.openxmlformats.org/markup-compatibility/2006" xmlns:aink="http://schemas.microsoft.com/office/drawing/2016/ink" xmlns:am3d="http://schemas.microsoft.com/office/drawing/2017/model3d" xmlns:o="urn:schemas-microsoft-com:office:office" xmlns:r="http://schemas.openxmlformats.org/officeDocument/2006/relationships" xmlns:m="http://schemas.openxmlformats.org/officeDocument/2006/math" xmlns:v="urn:schemas-microsoft-com:vml" xmlns:wp14="http://schemas.microsoft.com/office/word/2010/wordprocessingDrawing" xmlns:wp="http://schemas.openxmlformats.org/drawingml/2006/wordprocessingDrawing" xmlns:w10="urn:schemas-microsoft-com:office:word" xmlns:w="http://schemas.openxmlformats.org/wordprocessingml/2006/main" xmlns:w14="http://schemas.microsoft.com/office/word/2010/wordml" xmlns:w15="http://schemas.microsoft.com/office/word/2012/wordml" xmlns:w16cid="http://schemas.microsoft.com/office/word/2016/wordml/cid" xmlns:w16se="http://schemas.microsoft.com/office/word/2015/wordml/symex" xmlns:wpg="http://schemas.microsoft.com/office/word/2010/wordprocessingGroup" xmlns:wpi="http://schemas.microsoft.com/office/word/2010/wordprocessingInk" xmlns:wne="http://schemas.microsoft.com/office/word/2006/wordml" xmlns:wps="http://schemas.microsoft.com/office/word/2010/wordprocessingShape" mc:Ignorable="w14 w15 w16se w16cid wp14">
   <w:endnote w:type="separator" w:id="-1">
     <w:p>
       <w:pPr>
@@ -1693,7 +889,7 @@
 </file>
 
 <file path=word/footnotes.xml><?xml version="1.0" encoding="utf-8"?>
-<w:footnotes xmlns:wpc="http://schemas.microsoft.com/office/word/2010/wordprocessingCanvas" xmlns:mc="http://schemas.openxmlformats.org/markup-compatibility/2006" xmlns:o="urn:schemas-microsoft-com:office:office" xmlns:r="http://schemas.openxmlformats.org/officeDocument/2006/relationships" xmlns:m="http://schemas.openxmlformats.org/officeDocument/2006/math" xmlns:v="urn:schemas-microsoft-com:vml" xmlns:wp14="http://schemas.microsoft.com/office/word/2010/wordprocessingDrawing" xmlns:wp="http://schemas.openxmlformats.org/drawingml/2006/wordprocessingDrawing" xmlns:w10="urn:schemas-microsoft-com:office:word" xmlns:w="http://schemas.openxmlformats.org/wordprocessingml/2006/main" xmlns:w14="http://schemas.microsoft.com/office/word/2010/wordml" xmlns:w15="http://schemas.microsoft.com/office/word/2012/wordml" xmlns:wpg="http://schemas.microsoft.com/office/word/2010/wordprocessingGroup" xmlns:wpi="http://schemas.microsoft.com/office/word/2010/wordprocessingInk" xmlns:wne="http://schemas.microsoft.com/office/word/2006/wordml" xmlns:wps="http://schemas.microsoft.com/office/word/2010/wordprocessingShape" mc:Ignorable="w14 w15 wp14">
+<w:footnotes xmlns:wpc="http://schemas.microsoft.com/office/word/2010/wordprocessingCanvas" xmlns:cx="http://schemas.microsoft.com/office/drawing/2014/chartex" xmlns:cx1="http://schemas.microsoft.com/office/drawing/2015/9/8/chartex" xmlns:cx2="http://schemas.microsoft.com/office/drawing/2015/10/21/chartex" xmlns:cx3="http://schemas.microsoft.com/office/drawing/2016/5/9/chartex" xmlns:cx4="http://schemas.microsoft.com/office/drawing/2016/5/10/chartex" xmlns:cx5="http://schemas.microsoft.com/office/drawing/2016/5/11/chartex" xmlns:cx6="http://schemas.microsoft.com/office/drawing/2016/5/12/chartex" xmlns:cx7="http://schemas.microsoft.com/office/drawing/2016/5/13/chartex" xmlns:cx8="http://schemas.microsoft.com/office/drawing/2016/5/14/chartex" xmlns:mc="http://schemas.openxmlformats.org/markup-compatibility/2006" xmlns:aink="http://schemas.microsoft.com/office/drawing/2016/ink" xmlns:am3d="http://schemas.microsoft.com/office/drawing/2017/model3d" xmlns:o="urn:schemas-microsoft-com:office:office" xmlns:r="http://schemas.openxmlformats.org/officeDocument/2006/relationships" xmlns:m="http://schemas.openxmlformats.org/officeDocument/2006/math" xmlns:v="urn:schemas-microsoft-com:vml" xmlns:wp14="http://schemas.microsoft.com/office/word/2010/wordprocessingDrawing" xmlns:wp="http://schemas.openxmlformats.org/drawingml/2006/wordprocessingDrawing" xmlns:w10="urn:schemas-microsoft-com:office:word" xmlns:w="http://schemas.openxmlformats.org/wordprocessingml/2006/main" xmlns:w14="http://schemas.microsoft.com/office/word/2010/wordml" xmlns:w15="http://schemas.microsoft.com/office/word/2012/wordml" xmlns:w16cid="http://schemas.microsoft.com/office/word/2016/wordml/cid" xmlns:w16se="http://schemas.microsoft.com/office/word/2015/wordml/symex" xmlns:wpg="http://schemas.microsoft.com/office/word/2010/wordprocessingGroup" xmlns:wpi="http://schemas.microsoft.com/office/word/2010/wordprocessingInk" xmlns:wne="http://schemas.microsoft.com/office/word/2006/wordml" xmlns:wps="http://schemas.microsoft.com/office/word/2010/wordprocessingShape" mc:Ignorable="w14 w15 w16se w16cid wp14">
   <w:footnote w:type="separator" w:id="-1">
     <w:p>
       <w:pPr>
@@ -1718,7 +914,7 @@
 </file>
 
 <file path=word/header1.xml><?xml version="1.0" encoding="utf-8"?>
-<w:hdr xmlns:wpc="http://schemas.microsoft.com/office/word/2010/wordprocessingCanvas" xmlns:mc="http://schemas.openxmlformats.org/markup-compatibility/2006" xmlns:o="urn:schemas-microsoft-com:office:office" xmlns:r="http://schemas.openxmlformats.org/officeDocument/2006/relationships" xmlns:m="http://schemas.openxmlformats.org/officeDocument/2006/math" xmlns:v="urn:schemas-microsoft-com:vml" xmlns:wp14="http://schemas.microsoft.com/office/word/2010/wordprocessingDrawing" xmlns:wp="http://schemas.openxmlformats.org/drawingml/2006/wordprocessingDrawing" xmlns:w10="urn:schemas-microsoft-com:office:word" xmlns:w="http://schemas.openxmlformats.org/wordprocessingml/2006/main" xmlns:w14="http://schemas.microsoft.com/office/word/2010/wordml" xmlns:w15="http://schemas.microsoft.com/office/word/2012/wordml" xmlns:wpg="http://schemas.microsoft.com/office/word/2010/wordprocessingGroup" xmlns:wpi="http://schemas.microsoft.com/office/word/2010/wordprocessingInk" xmlns:wne="http://schemas.microsoft.com/office/word/2006/wordml" xmlns:wps="http://schemas.microsoft.com/office/word/2010/wordprocessingShape" mc:Ignorable="w14 w15 wp14">
+<w:hdr xmlns:wpc="http://schemas.microsoft.com/office/word/2010/wordprocessingCanvas" xmlns:cx="http://schemas.microsoft.com/office/drawing/2014/chartex" xmlns:cx1="http://schemas.microsoft.com/office/drawing/2015/9/8/chartex" xmlns:cx2="http://schemas.microsoft.com/office/drawing/2015/10/21/chartex" xmlns:cx3="http://schemas.microsoft.com/office/drawing/2016/5/9/chartex" xmlns:cx4="http://schemas.microsoft.com/office/drawing/2016/5/10/chartex" xmlns:cx5="http://schemas.microsoft.com/office/drawing/2016/5/11/chartex" xmlns:cx6="http://schemas.microsoft.com/office/drawing/2016/5/12/chartex" xmlns:cx7="http://schemas.microsoft.com/office/drawing/2016/5/13/chartex" xmlns:cx8="http://schemas.microsoft.com/office/drawing/2016/5/14/chartex" xmlns:mc="http://schemas.openxmlformats.org/markup-compatibility/2006" xmlns:aink="http://schemas.microsoft.com/office/drawing/2016/ink" xmlns:am3d="http://schemas.microsoft.com/office/drawing/2017/model3d" xmlns:o="urn:schemas-microsoft-com:office:office" xmlns:r="http://schemas.openxmlformats.org/officeDocument/2006/relationships" xmlns:m="http://schemas.openxmlformats.org/officeDocument/2006/math" xmlns:v="urn:schemas-microsoft-com:vml" xmlns:wp14="http://schemas.microsoft.com/office/word/2010/wordprocessingDrawing" xmlns:wp="http://schemas.openxmlformats.org/drawingml/2006/wordprocessingDrawing" xmlns:w10="urn:schemas-microsoft-com:office:word" xmlns:w="http://schemas.openxmlformats.org/wordprocessingml/2006/main" xmlns:w14="http://schemas.microsoft.com/office/word/2010/wordml" xmlns:w15="http://schemas.microsoft.com/office/word/2012/wordml" xmlns:w16cid="http://schemas.microsoft.com/office/word/2016/wordml/cid" xmlns:w16se="http://schemas.microsoft.com/office/word/2015/wordml/symex" xmlns:wpg="http://schemas.microsoft.com/office/word/2010/wordprocessingGroup" xmlns:wpi="http://schemas.microsoft.com/office/word/2010/wordprocessingInk" xmlns:wne="http://schemas.microsoft.com/office/word/2006/wordml" xmlns:wps="http://schemas.microsoft.com/office/word/2010/wordprocessingShape" mc:Ignorable="w14 w15 w16se w16cid wp14">
   <w:p>
     <w:pPr>
       <w:pStyle w:val="Header"/>
@@ -1808,8 +1004,8 @@
 </file>
 
 <file path=word/numbering.xml><?xml version="1.0" encoding="utf-8"?>
-<w:numbering xmlns:wpc="http://schemas.microsoft.com/office/word/2010/wordprocessingCanvas" xmlns:mc="http://schemas.openxmlformats.org/markup-compatibility/2006" xmlns:o="urn:schemas-microsoft-com:office:office" xmlns:r="http://schemas.openxmlformats.org/officeDocument/2006/relationships" xmlns:m="http://schemas.openxmlformats.org/officeDocument/2006/math" xmlns:v="urn:schemas-microsoft-com:vml" xmlns:wp14="http://schemas.microsoft.com/office/word/2010/wordprocessingDrawing" xmlns:wp="http://schemas.openxmlformats.org/drawingml/2006/wordprocessingDrawing" xmlns:w10="urn:schemas-microsoft-com:office:word" xmlns:w="http://schemas.openxmlformats.org/wordprocessingml/2006/main" xmlns:w14="http://schemas.microsoft.com/office/word/2010/wordml" xmlns:w15="http://schemas.microsoft.com/office/word/2012/wordml" xmlns:wpg="http://schemas.microsoft.com/office/word/2010/wordprocessingGroup" xmlns:wpi="http://schemas.microsoft.com/office/word/2010/wordprocessingInk" xmlns:wne="http://schemas.microsoft.com/office/word/2006/wordml" xmlns:wps="http://schemas.microsoft.com/office/word/2010/wordprocessingShape" mc:Ignorable="w14 w15 wp14">
-  <w:abstractNum w:abstractNumId="0">
+<w:numbering xmlns:wpc="http://schemas.microsoft.com/office/word/2010/wordprocessingCanvas" xmlns:cx="http://schemas.microsoft.com/office/drawing/2014/chartex" xmlns:cx1="http://schemas.microsoft.com/office/drawing/2015/9/8/chartex" xmlns:cx2="http://schemas.microsoft.com/office/drawing/2015/10/21/chartex" xmlns:cx3="http://schemas.microsoft.com/office/drawing/2016/5/9/chartex" xmlns:cx4="http://schemas.microsoft.com/office/drawing/2016/5/10/chartex" xmlns:cx5="http://schemas.microsoft.com/office/drawing/2016/5/11/chartex" xmlns:cx6="http://schemas.microsoft.com/office/drawing/2016/5/12/chartex" xmlns:cx7="http://schemas.microsoft.com/office/drawing/2016/5/13/chartex" xmlns:cx8="http://schemas.microsoft.com/office/drawing/2016/5/14/chartex" xmlns:mc="http://schemas.openxmlformats.org/markup-compatibility/2006" xmlns:aink="http://schemas.microsoft.com/office/drawing/2016/ink" xmlns:am3d="http://schemas.microsoft.com/office/drawing/2017/model3d" xmlns:o="urn:schemas-microsoft-com:office:office" xmlns:r="http://schemas.openxmlformats.org/officeDocument/2006/relationships" xmlns:m="http://schemas.openxmlformats.org/officeDocument/2006/math" xmlns:v="urn:schemas-microsoft-com:vml" xmlns:wp14="http://schemas.microsoft.com/office/word/2010/wordprocessingDrawing" xmlns:wp="http://schemas.openxmlformats.org/drawingml/2006/wordprocessingDrawing" xmlns:w10="urn:schemas-microsoft-com:office:word" xmlns:w="http://schemas.openxmlformats.org/wordprocessingml/2006/main" xmlns:w14="http://schemas.microsoft.com/office/word/2010/wordml" xmlns:w15="http://schemas.microsoft.com/office/word/2012/wordml" xmlns:w16cid="http://schemas.microsoft.com/office/word/2016/wordml/cid" xmlns:w16se="http://schemas.microsoft.com/office/word/2015/wordml/symex" xmlns:wpg="http://schemas.microsoft.com/office/word/2010/wordprocessingGroup" xmlns:wpi="http://schemas.microsoft.com/office/word/2010/wordprocessingInk" xmlns:wne="http://schemas.microsoft.com/office/word/2006/wordml" xmlns:wps="http://schemas.microsoft.com/office/word/2010/wordprocessingShape" mc:Ignorable="w14 w15 w16se w16cid wp14">
+  <w:abstractNum w:abstractNumId="0" w15:restartNumberingAfterBreak="0">
     <w:nsid w:val="05571BDD"/>
     <w:multiLevelType w:val="hybridMultilevel"/>
     <w:tmpl w:val="52A886C0"/>
@@ -1922,7 +1118,7 @@
       </w:rPr>
     </w:lvl>
   </w:abstractNum>
-  <w:abstractNum w:abstractNumId="1">
+  <w:abstractNum w:abstractNumId="1" w15:restartNumberingAfterBreak="0">
     <w:nsid w:val="059E1BFA"/>
     <w:multiLevelType w:val="hybridMultilevel"/>
     <w:tmpl w:val="DF344F42"/>
@@ -2035,7 +1231,7 @@
       </w:rPr>
     </w:lvl>
   </w:abstractNum>
-  <w:abstractNum w:abstractNumId="2">
+  <w:abstractNum w:abstractNumId="2" w15:restartNumberingAfterBreak="0">
     <w:nsid w:val="063557AA"/>
     <w:multiLevelType w:val="hybridMultilevel"/>
     <w:tmpl w:val="D45AFC4C"/>
@@ -2148,7 +1344,7 @@
       </w:rPr>
     </w:lvl>
   </w:abstractNum>
-  <w:abstractNum w:abstractNumId="3">
+  <w:abstractNum w:abstractNumId="3" w15:restartNumberingAfterBreak="0">
     <w:nsid w:val="06AD5C2B"/>
     <w:multiLevelType w:val="hybridMultilevel"/>
     <w:tmpl w:val="70723914"/>
@@ -2261,7 +1457,7 @@
       </w:rPr>
     </w:lvl>
   </w:abstractNum>
-  <w:abstractNum w:abstractNumId="4">
+  <w:abstractNum w:abstractNumId="4" w15:restartNumberingAfterBreak="0">
     <w:nsid w:val="0D221086"/>
     <w:multiLevelType w:val="hybridMultilevel"/>
     <w:tmpl w:val="E118FC04"/>
@@ -2373,7 +1569,7 @@
       </w:rPr>
     </w:lvl>
   </w:abstractNum>
-  <w:abstractNum w:abstractNumId="5">
+  <w:abstractNum w:abstractNumId="5" w15:restartNumberingAfterBreak="0">
     <w:nsid w:val="101A57B5"/>
     <w:multiLevelType w:val="hybridMultilevel"/>
     <w:tmpl w:val="ED742CCA"/>
@@ -2485,7 +1681,7 @@
       </w:rPr>
     </w:lvl>
   </w:abstractNum>
-  <w:abstractNum w:abstractNumId="6">
+  <w:abstractNum w:abstractNumId="6" w15:restartNumberingAfterBreak="0">
     <w:nsid w:val="123060DD"/>
     <w:multiLevelType w:val="hybridMultilevel"/>
     <w:tmpl w:val="CA84BE70"/>
@@ -2597,7 +1793,7 @@
       </w:rPr>
     </w:lvl>
   </w:abstractNum>
-  <w:abstractNum w:abstractNumId="7">
+  <w:abstractNum w:abstractNumId="7" w15:restartNumberingAfterBreak="0">
     <w:nsid w:val="18DC5A0C"/>
     <w:multiLevelType w:val="hybridMultilevel"/>
     <w:tmpl w:val="912607FA"/>
@@ -2710,7 +1906,7 @@
       </w:rPr>
     </w:lvl>
   </w:abstractNum>
-  <w:abstractNum w:abstractNumId="8">
+  <w:abstractNum w:abstractNumId="8" w15:restartNumberingAfterBreak="0">
     <w:nsid w:val="28893E37"/>
     <w:multiLevelType w:val="hybridMultilevel"/>
     <w:tmpl w:val="0F9AC3B4"/>
@@ -2823,7 +2019,7 @@
       </w:rPr>
     </w:lvl>
   </w:abstractNum>
-  <w:abstractNum w:abstractNumId="9">
+  <w:abstractNum w:abstractNumId="9" w15:restartNumberingAfterBreak="0">
     <w:nsid w:val="2B145978"/>
     <w:multiLevelType w:val="hybridMultilevel"/>
     <w:tmpl w:val="34702D94"/>
@@ -2936,7 +2132,7 @@
       </w:rPr>
     </w:lvl>
   </w:abstractNum>
-  <w:abstractNum w:abstractNumId="10">
+  <w:abstractNum w:abstractNumId="10" w15:restartNumberingAfterBreak="0">
     <w:nsid w:val="2FB60C6E"/>
     <w:multiLevelType w:val="hybridMultilevel"/>
     <w:tmpl w:val="983CCBDA"/>
@@ -3049,7 +2245,7 @@
       </w:rPr>
     </w:lvl>
   </w:abstractNum>
-  <w:abstractNum w:abstractNumId="11">
+  <w:abstractNum w:abstractNumId="11" w15:restartNumberingAfterBreak="0">
     <w:nsid w:val="30445565"/>
     <w:multiLevelType w:val="hybridMultilevel"/>
     <w:tmpl w:val="9E8E4CDA"/>
@@ -3162,7 +2358,7 @@
       </w:rPr>
     </w:lvl>
   </w:abstractNum>
-  <w:abstractNum w:abstractNumId="12">
+  <w:abstractNum w:abstractNumId="12" w15:restartNumberingAfterBreak="0">
     <w:nsid w:val="312E7A43"/>
     <w:multiLevelType w:val="hybridMultilevel"/>
     <w:tmpl w:val="6C0EED18"/>
@@ -3275,7 +2471,7 @@
       </w:rPr>
     </w:lvl>
   </w:abstractNum>
-  <w:abstractNum w:abstractNumId="13">
+  <w:abstractNum w:abstractNumId="13" w15:restartNumberingAfterBreak="0">
     <w:nsid w:val="503A0964"/>
     <w:multiLevelType w:val="hybridMultilevel"/>
     <w:tmpl w:val="E2B4A832"/>
@@ -3388,7 +2584,7 @@
       </w:rPr>
     </w:lvl>
   </w:abstractNum>
-  <w:abstractNum w:abstractNumId="14">
+  <w:abstractNum w:abstractNumId="14" w15:restartNumberingAfterBreak="0">
     <w:nsid w:val="5A35638B"/>
     <w:multiLevelType w:val="hybridMultilevel"/>
     <w:tmpl w:val="25AC9A38"/>
@@ -3501,7 +2697,7 @@
       </w:rPr>
     </w:lvl>
   </w:abstractNum>
-  <w:abstractNum w:abstractNumId="15">
+  <w:abstractNum w:abstractNumId="15" w15:restartNumberingAfterBreak="0">
     <w:nsid w:val="5AB2311D"/>
     <w:multiLevelType w:val="hybridMultilevel"/>
     <w:tmpl w:val="A26A2FF0"/>
@@ -3614,7 +2810,7 @@
       </w:rPr>
     </w:lvl>
   </w:abstractNum>
-  <w:abstractNum w:abstractNumId="16">
+  <w:abstractNum w:abstractNumId="16" w15:restartNumberingAfterBreak="0">
     <w:nsid w:val="5BAF2151"/>
     <w:multiLevelType w:val="hybridMultilevel"/>
     <w:tmpl w:val="AC8E6DC0"/>
@@ -3727,7 +2923,7 @@
       </w:rPr>
     </w:lvl>
   </w:abstractNum>
-  <w:abstractNum w:abstractNumId="17">
+  <w:abstractNum w:abstractNumId="17" w15:restartNumberingAfterBreak="0">
     <w:nsid w:val="5F853E9E"/>
     <w:multiLevelType w:val="hybridMultilevel"/>
     <w:tmpl w:val="CAA6F570"/>
@@ -3840,7 +3036,7 @@
       </w:rPr>
     </w:lvl>
   </w:abstractNum>
-  <w:abstractNum w:abstractNumId="18">
+  <w:abstractNum w:abstractNumId="18" w15:restartNumberingAfterBreak="0">
     <w:nsid w:val="61E97B16"/>
     <w:multiLevelType w:val="hybridMultilevel"/>
     <w:tmpl w:val="79DEDABC"/>
@@ -3953,7 +3149,7 @@
       </w:rPr>
     </w:lvl>
   </w:abstractNum>
-  <w:abstractNum w:abstractNumId="19">
+  <w:abstractNum w:abstractNumId="19" w15:restartNumberingAfterBreak="0">
     <w:nsid w:val="61EA22FF"/>
     <w:multiLevelType w:val="hybridMultilevel"/>
     <w:tmpl w:val="8CB6978A"/>
@@ -4066,7 +3262,7 @@
       </w:rPr>
     </w:lvl>
   </w:abstractNum>
-  <w:abstractNum w:abstractNumId="20">
+  <w:abstractNum w:abstractNumId="20" w15:restartNumberingAfterBreak="0">
     <w:nsid w:val="68332BCA"/>
     <w:multiLevelType w:val="hybridMultilevel"/>
     <w:tmpl w:val="65C46E0A"/>
@@ -4178,7 +3374,7 @@
       </w:rPr>
     </w:lvl>
   </w:abstractNum>
-  <w:abstractNum w:abstractNumId="21">
+  <w:abstractNum w:abstractNumId="21" w15:restartNumberingAfterBreak="0">
     <w:nsid w:val="753D6C7D"/>
     <w:multiLevelType w:val="hybridMultilevel"/>
     <w:tmpl w:val="73DE891E"/>
@@ -4291,7 +3487,7 @@
       </w:rPr>
     </w:lvl>
   </w:abstractNum>
-  <w:abstractNum w:abstractNumId="22">
+  <w:abstractNum w:abstractNumId="22" w15:restartNumberingAfterBreak="0">
     <w:nsid w:val="78A1143A"/>
     <w:multiLevelType w:val="hybridMultilevel"/>
     <w:tmpl w:val="24AE9D36"/>
@@ -4476,7 +3672,7 @@
 </file>
 
 <file path=word/styles.xml><?xml version="1.0" encoding="utf-8"?>
-<w:styles xmlns:mc="http://schemas.openxmlformats.org/markup-compatibility/2006" xmlns:r="http://schemas.openxmlformats.org/officeDocument/2006/relationships" xmlns:w="http://schemas.openxmlformats.org/wordprocessingml/2006/main" xmlns:w14="http://schemas.microsoft.com/office/word/2010/wordml" xmlns:w15="http://schemas.microsoft.com/office/word/2012/wordml" mc:Ignorable="w14 w15">
+<w:styles xmlns:mc="http://schemas.openxmlformats.org/markup-compatibility/2006" xmlns:r="http://schemas.openxmlformats.org/officeDocument/2006/relationships" xmlns:w="http://schemas.openxmlformats.org/wordprocessingml/2006/main" xmlns:w14="http://schemas.microsoft.com/office/word/2010/wordml" xmlns:w15="http://schemas.microsoft.com/office/word/2012/wordml" xmlns:w16cid="http://schemas.microsoft.com/office/word/2016/wordml/cid" xmlns:w16se="http://schemas.microsoft.com/office/word/2015/wordml/symex" mc:Ignorable="w14 w15 w16se w16cid">
   <w:docDefaults>
     <w:rPrDefault>
       <w:rPr>
@@ -4492,7 +3688,7 @@
       </w:pPr>
     </w:pPrDefault>
   </w:docDefaults>
-  <w:latentStyles w:defLockedState="0" w:defUIPriority="99" w:defSemiHidden="0" w:defUnhideWhenUsed="0" w:defQFormat="0" w:count="371">
+  <w:latentStyles w:defLockedState="0" w:defUIPriority="99" w:defSemiHidden="0" w:defUnhideWhenUsed="0" w:defQFormat="0" w:count="375">
     <w:lsdException w:name="Normal" w:uiPriority="0" w:qFormat="1"/>
     <w:lsdException w:name="heading 1" w:uiPriority="9" w:qFormat="1"/>
     <w:lsdException w:name="heading 2" w:semiHidden="1" w:uiPriority="9" w:unhideWhenUsed="1" w:qFormat="1"/>
@@ -4598,7 +3794,6 @@
     <w:lsdException w:name="HTML Sample" w:semiHidden="1" w:unhideWhenUsed="1"/>
     <w:lsdException w:name="HTML Typewriter" w:semiHidden="1" w:unhideWhenUsed="1"/>
     <w:lsdException w:name="HTML Variable" w:semiHidden="1" w:unhideWhenUsed="1"/>
-    <w:lsdException w:name="Normal Table" w:semiHidden="1" w:unhideWhenUsed="1"/>
     <w:lsdException w:name="annotation subject" w:semiHidden="1" w:unhideWhenUsed="1"/>
     <w:lsdException w:name="No List" w:semiHidden="1" w:unhideWhenUsed="1"/>
     <w:lsdException w:name="Outline List 1" w:semiHidden="1" w:unhideWhenUsed="1"/>
@@ -4642,10 +3837,8 @@
     <w:lsdException w:name="Table Elegant" w:semiHidden="1" w:unhideWhenUsed="1"/>
     <w:lsdException w:name="Table Professional" w:semiHidden="1" w:unhideWhenUsed="1"/>
     <w:lsdException w:name="Table Subtle 1" w:semiHidden="1" w:unhideWhenUsed="1"/>
-    <w:lsdException w:name="Table Subtle 2" w:semiHidden="1" w:unhideWhenUsed="1"/>
     <w:lsdException w:name="Table Web 1" w:semiHidden="1" w:unhideWhenUsed="1"/>
     <w:lsdException w:name="Table Web 2" w:semiHidden="1" w:unhideWhenUsed="1"/>
-    <w:lsdException w:name="Table Web 3" w:semiHidden="1" w:unhideWhenUsed="1"/>
     <w:lsdException w:name="Balloon Text" w:semiHidden="1" w:unhideWhenUsed="1"/>
     <w:lsdException w:name="Table Grid" w:uiPriority="39"/>
     <w:lsdException w:name="Table Theme" w:semiHidden="1" w:unhideWhenUsed="1"/>
@@ -4864,6 +4057,10 @@
     <w:lsdException w:name="List Table 5 Dark Accent 6" w:uiPriority="50"/>
     <w:lsdException w:name="List Table 6 Colorful Accent 6" w:uiPriority="51"/>
     <w:lsdException w:name="List Table 7 Colorful Accent 6" w:uiPriority="52"/>
+    <w:lsdException w:name="Mention" w:semiHidden="1" w:unhideWhenUsed="1"/>
+    <w:lsdException w:name="Smart Hyperlink" w:semiHidden="1" w:unhideWhenUsed="1"/>
+    <w:lsdException w:name="Hashtag" w:semiHidden="1" w:unhideWhenUsed="1"/>
+    <w:lsdException w:name="Unresolved Mention" w:semiHidden="1" w:unhideWhenUsed="1"/>
   </w:latentStyles>
   <w:style w:type="paragraph" w:default="1" w:styleId="Normal">
     <w:name w:val="Normal"/>
